--- a/docentes/comercial/Resumen del diagnóstico · perfil comercial.docx
+++ b/docentes/comercial/Resumen del diagnóstico · perfil comercial.docx
@@ -110,7 +110,7 @@
           <w:sz w:val="21"/>
           <w:szCs w:val="21"/>
         </w:rPr>
-        <w:t xml:space="preserve">Diagnóstico inicial con corte del 14 de octubre de 2026 · instrumento de 38 preguntas · resultados agregados del perfil</w:t>
+        <w:t xml:space="preserve">Diagnóstico inicial con corte del 23 de octubre de 2026 · instrumento de 38 preguntas · resultados agregados del perfil</w:t>
       </w:r>
     </w:p>
     <w:p>
@@ -213,7 +213,7 @@
           <w:sz w:val="21"/>
           <w:szCs w:val="21"/>
         </w:rPr>
-        <w:t xml:space="preserve">135 de 180 personas respondieron, 75 % del perfil. 133 tienen índice completo.</w:t>
+        <w:t xml:space="preserve">150 de 201 personas terminaron el diagnóstico, 75 % del perfil, y las 150 tienen índice completo. La base del perfil pasó de 180 a 201 personas desde el corte anterior.</w:t>
       </w:r>
     </w:p>
     <w:p>
@@ -227,7 +227,7 @@
           <w:sz w:val="21"/>
           <w:szCs w:val="21"/>
         </w:rPr>
-        <w:t xml:space="preserve">G&amp;J Ferreterías aporta 100 de las 133 respuestas; siguen Colmena (12), Sigmasteel (8), Almasa (7), Almapanel (3) y G&amp;J Soluciones (3).</w:t>
+        <w:t xml:space="preserve">G&amp;J Ferreterías aporta 115 de las 150 respuestas; siguen Colmena (12), Almasa (8), Sigmasteel (8), G&amp;J Soluciones (4) y Almapanel (3).</w:t>
       </w:r>
     </w:p>
     <w:p>
@@ -479,7 +479,7 @@
                 <w:sz w:val="19"/>
                 <w:szCs w:val="19"/>
               </w:rPr>
-              <w:t xml:space="preserve">66,6</w:t>
+              <w:t xml:space="preserve">67,6</w:t>
             </w:r>
           </w:p>
         </w:tc>
@@ -577,7 +577,7 @@
                 <w:sz w:val="19"/>
                 <w:szCs w:val="19"/>
               </w:rPr>
-              <w:t xml:space="preserve">80,2</w:t>
+              <w:t xml:space="preserve">80,4</w:t>
             </w:r>
           </w:p>
         </w:tc>
@@ -675,7 +675,7 @@
                 <w:sz w:val="19"/>
                 <w:szCs w:val="19"/>
               </w:rPr>
-              <w:t xml:space="preserve">54,3</w:t>
+              <w:t xml:space="preserve">56,0</w:t>
             </w:r>
           </w:p>
         </w:tc>
@@ -773,7 +773,7 @@
                 <w:sz w:val="19"/>
                 <w:szCs w:val="19"/>
               </w:rPr>
-              <w:t xml:space="preserve">68,3</w:t>
+              <w:t xml:space="preserve">69,2</w:t>
             </w:r>
           </w:p>
         </w:tc>
@@ -871,7 +871,7 @@
                 <w:sz w:val="19"/>
                 <w:szCs w:val="19"/>
               </w:rPr>
-              <w:t xml:space="preserve">76,3</w:t>
+              <w:t xml:space="preserve">76,2</w:t>
             </w:r>
           </w:p>
         </w:tc>
@@ -888,7 +888,7 @@
           <w:sz w:val="21"/>
           <w:szCs w:val="21"/>
         </w:rPr>
-        <w:t xml:space="preserve">El uso de IA es el eje más bajo del perfil. El eje situacional quedó en 66,6 porque los casos comerciales del instrumento resultaron exigentes: dos de los diez ítems bajaron del 50 % de acierto.</w:t>
+        <w:t xml:space="preserve">El uso de IA es el eje más bajo del perfil. El eje situacional quedó en 67,6 porque los casos comerciales del instrumento resultaron exigentes: dos de los diez ítems bajaron del 50 % de acierto.</w:t>
       </w:r>
     </w:p>
     <w:p>
@@ -1157,7 +1157,7 @@
                 <w:sz w:val="19"/>
                 <w:szCs w:val="19"/>
               </w:rPr>
-              <w:t xml:space="preserve">27,8 %</w:t>
+              <w:t xml:space="preserve">30,0 %</w:t>
             </w:r>
           </w:p>
         </w:tc>
@@ -1255,7 +1255,7 @@
                 <w:sz w:val="19"/>
                 <w:szCs w:val="19"/>
               </w:rPr>
-              <w:t xml:space="preserve">46,6 %</w:t>
+              <w:t xml:space="preserve">46,7 %</w:t>
             </w:r>
           </w:p>
         </w:tc>
@@ -1353,7 +1353,7 @@
                 <w:sz w:val="19"/>
                 <w:szCs w:val="19"/>
               </w:rPr>
-              <w:t xml:space="preserve">60,9 %</w:t>
+              <w:t xml:space="preserve">63,3 %</w:t>
             </w:r>
           </w:p>
         </w:tc>
@@ -1451,7 +1451,7 @@
                 <w:sz w:val="19"/>
                 <w:szCs w:val="19"/>
               </w:rPr>
-              <w:t xml:space="preserve">73,7 %</w:t>
+              <w:t xml:space="preserve">75,3 %</w:t>
             </w:r>
           </w:p>
         </w:tc>
@@ -1549,7 +1549,7 @@
                 <w:sz w:val="19"/>
                 <w:szCs w:val="19"/>
               </w:rPr>
-              <w:t xml:space="preserve">74,4 %</w:t>
+              <w:t xml:space="preserve">76,7 %</w:t>
             </w:r>
           </w:p>
         </w:tc>
@@ -1647,7 +1647,7 @@
                 <w:sz w:val="19"/>
                 <w:szCs w:val="19"/>
               </w:rPr>
-              <w:t xml:space="preserve">86,5 %</w:t>
+              <w:t xml:space="preserve">85,3 %</w:t>
             </w:r>
           </w:p>
         </w:tc>
@@ -1745,7 +1745,7 @@
                 <w:sz w:val="19"/>
                 <w:szCs w:val="19"/>
               </w:rPr>
-              <w:t xml:space="preserve">87,2 %</w:t>
+              <w:t xml:space="preserve">88,0 %</w:t>
             </w:r>
           </w:p>
         </w:tc>
@@ -1941,7 +1941,7 @@
                 <w:sz w:val="19"/>
                 <w:szCs w:val="19"/>
               </w:rPr>
-              <w:t xml:space="preserve">91,0 %</w:t>
+              <w:t xml:space="preserve">88,7 %</w:t>
             </w:r>
           </w:p>
         </w:tc>
@@ -2039,7 +2039,7 @@
                 <w:sz w:val="19"/>
                 <w:szCs w:val="19"/>
               </w:rPr>
-              <w:t xml:space="preserve">97,7 %</w:t>
+              <w:t xml:space="preserve">98,0 %</w:t>
             </w:r>
           </w:p>
         </w:tc>
@@ -2263,7 +2263,7 @@
                 <w:sz w:val="19"/>
                 <w:szCs w:val="19"/>
               </w:rPr>
-              <w:t xml:space="preserve">32</w:t>
+              <w:t xml:space="preserve">33</w:t>
             </w:r>
           </w:p>
         </w:tc>
@@ -2294,7 +2294,7 @@
                 <w:sz w:val="19"/>
                 <w:szCs w:val="19"/>
               </w:rPr>
-              <w:t xml:space="preserve">24 %</w:t>
+              <w:t xml:space="preserve">22 %</w:t>
             </w:r>
           </w:p>
         </w:tc>
@@ -2361,7 +2361,7 @@
                 <w:sz w:val="19"/>
                 <w:szCs w:val="19"/>
               </w:rPr>
-              <w:t xml:space="preserve">35</w:t>
+              <w:t xml:space="preserve">40</w:t>
             </w:r>
           </w:p>
         </w:tc>
@@ -2392,7 +2392,7 @@
                 <w:sz w:val="19"/>
                 <w:szCs w:val="19"/>
               </w:rPr>
-              <w:t xml:space="preserve">26 %</w:t>
+              <w:t xml:space="preserve">27 %</w:t>
             </w:r>
           </w:p>
         </w:tc>
@@ -2459,7 +2459,7 @@
                 <w:sz w:val="19"/>
                 <w:szCs w:val="19"/>
               </w:rPr>
-              <w:t xml:space="preserve">16</w:t>
+              <w:t xml:space="preserve">18</w:t>
             </w:r>
           </w:p>
         </w:tc>
@@ -2557,7 +2557,7 @@
                 <w:sz w:val="19"/>
                 <w:szCs w:val="19"/>
               </w:rPr>
-              <w:t xml:space="preserve">38</w:t>
+              <w:t xml:space="preserve">46</w:t>
             </w:r>
           </w:p>
         </w:tc>
@@ -2588,7 +2588,7 @@
                 <w:sz w:val="19"/>
                 <w:szCs w:val="19"/>
               </w:rPr>
-              <w:t xml:space="preserve">29 %</w:t>
+              <w:t xml:space="preserve">31 %</w:t>
             </w:r>
           </w:p>
         </w:tc>
@@ -2655,7 +2655,7 @@
                 <w:sz w:val="19"/>
                 <w:szCs w:val="19"/>
               </w:rPr>
-              <w:t xml:space="preserve">12</w:t>
+              <w:t xml:space="preserve">13</w:t>
             </w:r>
           </w:p>
         </w:tc>
@@ -2703,7 +2703,7 @@
           <w:sz w:val="21"/>
           <w:szCs w:val="21"/>
         </w:rPr>
-        <w:t xml:space="preserve">En el programa, 50 % usa la IA con cuenta personal y 15 % con la cuenta de la empresa. ChatGPT llega al 74 % de quienes la usan y Gemini al 47 %. Los usos se concentran en buscar información y redactar; analizar datos llega al 26 % y resumir documentos al 19 %.</w:t>
+        <w:t xml:space="preserve">Los usos se concentran en buscar información y redactar; analizar datos y resumir documentos quedan muy por detrás. ChatGPT es la herramienta más usada, seguida de Gemini.</w:t>
       </w:r>
     </w:p>
     <w:p>
@@ -2939,7 +2939,7 @@
                 <w:sz w:val="19"/>
                 <w:szCs w:val="19"/>
               </w:rPr>
-              <w:t xml:space="preserve">75</w:t>
+              <w:t xml:space="preserve">84</w:t>
             </w:r>
           </w:p>
         </w:tc>
@@ -3037,7 +3037,7 @@
                 <w:sz w:val="19"/>
                 <w:szCs w:val="19"/>
               </w:rPr>
-              <w:t xml:space="preserve">22</w:t>
+              <w:t xml:space="preserve">27</w:t>
             </w:r>
           </w:p>
         </w:tc>
@@ -3068,7 +3068,7 @@
                 <w:sz w:val="19"/>
                 <w:szCs w:val="19"/>
               </w:rPr>
-              <w:t xml:space="preserve">17 %</w:t>
+              <w:t xml:space="preserve">18 %</w:t>
             </w:r>
           </w:p>
         </w:tc>
@@ -3166,7 +3166,7 @@
                 <w:sz w:val="19"/>
                 <w:szCs w:val="19"/>
               </w:rPr>
-              <w:t xml:space="preserve">14 %</w:t>
+              <w:t xml:space="preserve">13 %</w:t>
             </w:r>
           </w:p>
         </w:tc>
@@ -3264,7 +3264,7 @@
                 <w:sz w:val="19"/>
                 <w:szCs w:val="19"/>
               </w:rPr>
-              <w:t xml:space="preserve">8 %</w:t>
+              <w:t xml:space="preserve">7 %</w:t>
             </w:r>
           </w:p>
         </w:tc>
@@ -3331,7 +3331,7 @@
                 <w:sz w:val="19"/>
                 <w:szCs w:val="19"/>
               </w:rPr>
-              <w:t xml:space="preserve">6</w:t>
+              <w:t xml:space="preserve">9</w:t>
             </w:r>
           </w:p>
         </w:tc>
@@ -3362,7 +3362,7 @@
                 <w:sz w:val="19"/>
                 <w:szCs w:val="19"/>
               </w:rPr>
-              <w:t xml:space="preserve">5 %</w:t>
+              <w:t xml:space="preserve">6 %</w:t>
             </w:r>
           </w:p>
         </w:tc>
@@ -3589,7 +3589,7 @@
                 <w:sz w:val="19"/>
                 <w:szCs w:val="19"/>
               </w:rPr>
-              <w:t xml:space="preserve">39</w:t>
+              <w:t xml:space="preserve">46</w:t>
             </w:r>
           </w:p>
         </w:tc>
@@ -3620,7 +3620,7 @@
                 <w:sz w:val="19"/>
                 <w:szCs w:val="19"/>
               </w:rPr>
-              <w:t xml:space="preserve">29 %</w:t>
+              <w:t xml:space="preserve">31 %</w:t>
             </w:r>
           </w:p>
         </w:tc>
@@ -3687,7 +3687,7 @@
                 <w:sz w:val="19"/>
                 <w:szCs w:val="19"/>
               </w:rPr>
-              <w:t xml:space="preserve">42</w:t>
+              <w:t xml:space="preserve">50</w:t>
             </w:r>
           </w:p>
         </w:tc>
@@ -3718,7 +3718,7 @@
                 <w:sz w:val="19"/>
                 <w:szCs w:val="19"/>
               </w:rPr>
-              <w:t xml:space="preserve">32 %</w:t>
+              <w:t xml:space="preserve">33 %</w:t>
             </w:r>
           </w:p>
         </w:tc>
@@ -3785,7 +3785,7 @@
                 <w:sz w:val="19"/>
                 <w:szCs w:val="19"/>
               </w:rPr>
-              <w:t xml:space="preserve">33</w:t>
+              <w:t xml:space="preserve">35</w:t>
             </w:r>
           </w:p>
         </w:tc>
@@ -3816,7 +3816,7 @@
                 <w:sz w:val="19"/>
                 <w:szCs w:val="19"/>
               </w:rPr>
-              <w:t xml:space="preserve">25 %</w:t>
+              <w:t xml:space="preserve">23 %</w:t>
             </w:r>
           </w:p>
         </w:tc>
@@ -3914,7 +3914,7 @@
                 <w:sz w:val="19"/>
                 <w:szCs w:val="19"/>
               </w:rPr>
-              <w:t xml:space="preserve">14 %</w:t>
+              <w:t xml:space="preserve">13 %</w:t>
             </w:r>
           </w:p>
         </w:tc>
@@ -3941,7 +3941,7 @@
           <w:sz w:val="21"/>
           <w:szCs w:val="21"/>
         </w:rPr>
-        <w:t xml:space="preserve">57 comerciales hacen informes que también hace otra área, o creen que sí.</w:t>
+        <w:t xml:space="preserve">62 comerciales hacen informes que también hace otra área y 41 creen que sí.</w:t>
       </w:r>
     </w:p>
     <w:p>
@@ -3960,7 +3960,7 @@
           <w:sz w:val="21"/>
           <w:szCs w:val="21"/>
         </w:rPr>
-        <w:t xml:space="preserve">CRM: 79 de 135 lo usan en más del 75 % de su trabajo. 23 podrían enseñarlo y 85 lo manejan bien. 15 se traban y 10 no lo conocen: 25 personas para nivelar antes del Taller 4.</w:t>
+        <w:t xml:space="preserve">CRM: 91 de 150 lo usan en más del 75 % de su trabajo. 27 podrían enseñarlo y 97 lo manejan bien. 16 se traban y 10 no lo conocen: 26 personas para nivelar antes del Taller 4.</w:t>
       </w:r>
     </w:p>
     <w:p>
@@ -3979,7 +3979,7 @@
           <w:sz w:val="21"/>
           <w:szCs w:val="21"/>
         </w:rPr>
-        <w:t xml:space="preserve">Política de IA: 42 comerciales, cerca del 31 %, no la han firmado o no sabían que existía.</w:t>
+        <w:t xml:space="preserve">Política de IA: 52 comerciales, cerca del 35 %, no la han firmado o no sabían que existía. 86 usan la IA con cuenta personal y 17 con la de la empresa.</w:t>
       </w:r>
     </w:p>
     <w:p>
@@ -4010,7 +4010,7 @@
           <w:sz w:val="21"/>
           <w:szCs w:val="21"/>
         </w:rPr>
-        <w:t xml:space="preserve">31 comerciales trabajan sin computador propio, más de la mitad de los 52 del programa. Parte del grupo se conecta desde el celular.</w:t>
+        <w:t xml:space="preserve">39 comerciales trabajan desde el celular o sin dispositivo en su puesto. 49 se conectarían a una sesión en vivo desde el celular y 32 tienen conexión intermitente o solo datos. 60 reportan herramientas de IA bloqueadas total o parcialmente desde la red de la empresa.</w:t>
       </w:r>
     </w:p>
     <w:p>
@@ -4055,7 +4055,7 @@
           <w:sz w:val="21"/>
           <w:szCs w:val="21"/>
         </w:rPr>
-        <w:t xml:space="preserve">Las afirmaciones más altas del programa: la gente busca la causa cuando algo falla (4,53 sobre 5) y resuelve con la otra área antes de escalar (4,48). Las más bajas: usar la información del sistema sin rehacerla en un archivo propio (3,61) y tener escrito lo que sabe de su trabajo (3,76).</w:t>
+        <w:t xml:space="preserve">Las afirmaciones más altas del perfil: resuelve con la otra área antes de escalar (4,53 sobre 5) y busca la causa cuando algo falla (4,45). Las más bajas: usar la información del sistema sin rehacerla en un archivo propio (3,51; 35 personas responden 1 o 2) y tener escrito lo que sabe de su trabajo (3,68; 23 personas).</w:t>
       </w:r>
     </w:p>
     <w:p>
@@ -4069,7 +4069,7 @@
           <w:sz w:val="21"/>
           <w:szCs w:val="21"/>
         </w:rPr>
-        <w:t xml:space="preserve">329 personas escribieron qué esperan de la IA: ahorrar tiempo (38 %), organizar tareas y pendientes (23 %), atención al cliente, cotizaciones y ventas (14 %), automatizar lo repetitivo (11 %) y analizar datos (10 %).</w:t>
+        <w:t xml:space="preserve">386 personas del programa escribieron qué esperan de la IA. Los temas que más se repiten: ahorrar tiempo, organizar tareas y pendientes, atención al cliente y cotizaciones, automatizar lo repetitivo y analizar datos.</w:t>
       </w:r>
     </w:p>
     <w:p>
@@ -4117,7 +4117,7 @@
           <w:sz w:val="21"/>
           <w:szCs w:val="21"/>
         </w:rPr>
-        <w:t xml:space="preserve">En comercial, el bono o premio llega al 76 % y el tiempo libre al 40 %. Úsalo al anunciar los puntos en la apertura y el cierre.</w:t>
+        <w:t xml:space="preserve">En comercial, el bono o premio llega al 76 %, el crecimiento o ascenso al 50 % y el tiempo libre al 39 %. Úsalo al anunciar los puntos en la apertura y el cierre.</w:t>
       </w:r>
     </w:p>
     <w:p>
@@ -4338,7 +4338,7 @@
                 <w:sz w:val="19"/>
                 <w:szCs w:val="19"/>
               </w:rPr>
-              <w:t xml:space="preserve">menos de 59,0</w:t>
+              <w:t xml:space="preserve">menos de 59,5</w:t>
             </w:r>
           </w:p>
         </w:tc>
@@ -4369,7 +4369,7 @@
                 <w:sz w:val="19"/>
                 <w:szCs w:val="19"/>
               </w:rPr>
-              <w:t xml:space="preserve">32</w:t>
+              <w:t xml:space="preserve">38</w:t>
             </w:r>
           </w:p>
         </w:tc>
@@ -4436,7 +4436,7 @@
                 <w:sz w:val="19"/>
                 <w:szCs w:val="19"/>
               </w:rPr>
-              <w:t xml:space="preserve">59,0 a 70,3</w:t>
+              <w:t xml:space="preserve">59,5 a 71,7</w:t>
             </w:r>
           </w:p>
         </w:tc>
@@ -4467,7 +4467,7 @@
                 <w:sz w:val="19"/>
                 <w:szCs w:val="19"/>
               </w:rPr>
-              <w:t xml:space="preserve">34</w:t>
+              <w:t xml:space="preserve">36</w:t>
             </w:r>
           </w:p>
         </w:tc>
@@ -4534,7 +4534,7 @@
                 <w:sz w:val="19"/>
                 <w:szCs w:val="19"/>
               </w:rPr>
-              <w:t xml:space="preserve">70,4 a 79,7</w:t>
+              <w:t xml:space="preserve">71,8 a 80,0</w:t>
             </w:r>
           </w:p>
         </w:tc>
@@ -4565,7 +4565,7 @@
                 <w:sz w:val="19"/>
                 <w:szCs w:val="19"/>
               </w:rPr>
-              <w:t xml:space="preserve">33</w:t>
+              <w:t xml:space="preserve">38</w:t>
             </w:r>
           </w:p>
         </w:tc>
@@ -4632,7 +4632,7 @@
                 <w:sz w:val="19"/>
                 <w:szCs w:val="19"/>
               </w:rPr>
-              <w:t xml:space="preserve">80 o más</w:t>
+              <w:t xml:space="preserve">80,1 o más</w:t>
             </w:r>
           </w:p>
         </w:tc>
@@ -4663,7 +4663,7 @@
                 <w:sz w:val="19"/>
                 <w:szCs w:val="19"/>
               </w:rPr>
-              <w:t xml:space="preserve">34</w:t>
+              <w:t xml:space="preserve">38</w:t>
             </w:r>
           </w:p>
         </w:tc>
@@ -4680,7 +4680,7 @@
           <w:sz w:val="21"/>
           <w:szCs w:val="21"/>
         </w:rPr>
-        <w:t xml:space="preserve">Con los cortes absolutos del instrumento: 7 en Chispa, 31 en Impulso, 63 en Fuerza y 32 en Grandeza.</w:t>
+        <w:t xml:space="preserve">Con los cortes absolutos del instrumento: 7 en Chispa, 33 en Impulso, 72 en Fuerza y 38 en Grandeza.</w:t>
       </w:r>
     </w:p>
     <w:p>
@@ -4694,7 +4694,7 @@
           <w:sz w:val="21"/>
           <w:szCs w:val="21"/>
         </w:rPr>
-        <w:t xml:space="preserve">Los G4 Referentes apoyan a dos compañeros cada uno durante la práctica. 16 de los 43 candidatos a formador interno son comerciales. La asignación es provisional hasta que cierre la convocatoria.</w:t>
+        <w:t xml:space="preserve">Los G4 Referentes apoyan a dos compañeros cada uno durante la práctica. 17 de los 50 candidatos a formador interno son comerciales. La asignación es provisional hasta que cierre la convocatoria.</w:t>
       </w:r>
     </w:p>
     <w:p>
@@ -4730,7 +4730,7 @@
           <w:sz w:val="21"/>
           <w:szCs w:val="21"/>
         </w:rPr>
-        <w:t xml:space="preserve">Taller 1: el caso de la demostración es el de las 15 cotizaciones por WhatsApp. Es el ítem con 27,8 % de acierto y aparece también en lo que la gente escribió que espera de la IA.</w:t>
+        <w:t xml:space="preserve">Taller 1: el caso de la demostración es el de las 15 cotizaciones por WhatsApp. Es el ítem con 30,0 % de acierto y aparece también en lo que la gente escribió que espera de la IA.</w:t>
       </w:r>
     </w:p>
     <w:p>
@@ -4749,7 +4749,7 @@
           <w:sz w:val="21"/>
           <w:szCs w:val="21"/>
         </w:rPr>
-        <w:t xml:space="preserve">Taller 1: avanza al ritmo de quien nunca la abrió. La mitad del grupo usó IA una o dos veces o ninguna en el último mes.</w:t>
+        <w:t xml:space="preserve">Taller 1: avanza al ritmo de quien nunca la abrió. 73 de 150, casi la mitad, usaron IA una o dos veces o ninguna en el último mes.</w:t>
       </w:r>
     </w:p>
     <w:p>
@@ -4768,7 +4768,7 @@
           <w:sz w:val="21"/>
           <w:szCs w:val="21"/>
         </w:rPr>
-        <w:t xml:space="preserve">Taller 2: la clasificación de tareas arranca con las horas que cada persona declaró. 52 comerciales dedican más de 5 horas semanales a tareas de pasos iguales.</w:t>
+        <w:t xml:space="preserve">Taller 2: la clasificación de tareas arranca con las horas que cada persona declaró. 54 comerciales dedican más de 5 horas semanales a tareas de pasos iguales.</w:t>
       </w:r>
     </w:p>
     <w:p>
@@ -4787,7 +4787,7 @@
           <w:sz w:val="21"/>
           <w:szCs w:val="21"/>
         </w:rPr>
-        <w:t xml:space="preserve">Taller 3: la bandeja de 40 correos del lunes es el caso de flujo. Es el segundo ítem más bajo, con 46,6 %.</w:t>
+        <w:t xml:space="preserve">Taller 3: la bandeja de 40 correos del lunes es el caso de flujo. Es el segundo ítem más bajo, con 46,7 %.</w:t>
       </w:r>
     </w:p>
     <w:p>
@@ -4806,7 +4806,7 @@
           <w:sz w:val="21"/>
           <w:szCs w:val="21"/>
         </w:rPr>
-        <w:t xml:space="preserve">Taller 4: veinte minutos de nivelación de CRM antes del mapa de fuentes, con los 23 que podrían enseñarlo como apoyo.</w:t>
+        <w:t xml:space="preserve">Taller 4: veinte minutos de nivelación de CRM antes del mapa de fuentes, con los 27 que podrían enseñarlo como apoyo.</w:t>
       </w:r>
     </w:p>
     <w:p>
@@ -4825,7 +4825,7 @@
           <w:sz w:val="21"/>
           <w:szCs w:val="21"/>
         </w:rPr>
-        <w:t xml:space="preserve">Taller 2: bloque de cierre para contar los resultados del mes en diez minutos: qué pasó, por qué, qué propongo, qué necesito. Es el tercer ítem más bajo, con 60,9 %.</w:t>
+        <w:t xml:space="preserve">Taller 2: bloque de cierre para contar los resultados del mes en diez minutos: qué pasó, por qué, qué propongo, qué necesito. Es el tercer ítem más bajo, con 63,3 %.</w:t>
       </w:r>
     </w:p>
     <w:p>
@@ -4930,7 +4930,7 @@
                 <w:sz w:val="20"/>
                 <w:szCs w:val="20"/>
               </w:rPr>
-              <w:t xml:space="preserve">Las cifras corresponden a quienes respondieron hasta el 14 de octubre. Respondieron primero las empresas con seguimiento cercano y las personas con computador y conexión estables. Al cerrar la convocatoria es razonable esperar índices algo más bajos y más personas sin dispositivo propio.</w:t>
+              <w:t xml:space="preserve">Las cifras corresponden a quienes terminaron el diagnóstico hasta el 23 de octubre: 482 de 680 personas, 71 % del programa. Respondieron primero las empresas con seguimiento cercano y las personas con computador y conexión estables. Las 191 que faltan pueden mover los cortes de los grupos.</w:t>
             </w:r>
           </w:p>
         </w:tc>
@@ -5004,7 +5004,7 @@
         <w:sz w:val="16"/>
         <w:szCs w:val="16"/>
       </w:rPr>
-      <w:t xml:space="preserve">Pivot Power · 21 de octubre de 2026</w:t>
+      <w:t xml:space="preserve">Pivot Power · 27 de octubre de 2026</w:t>
     </w:r>
     <w:r>
       <w:rPr>
